--- a/TCC_Evasao_Escolar.docx
+++ b/TCC_Evasao_Escolar.docx
@@ -7465,10 +7465,10 @@
             <w:widowControl/>
             <w:shd w:val="clear" w:fill="auto"/>
             <w:tabs>
-              <w:tab w:val="right" w:pos="8494"/>
+              <w:tab w:val="right" w:pos="9060"/>
             </w:tabs>
             <w:spacing w:before="0" w:after="0" w:line="360" w:lineRule="auto"/>
-            <w:ind w:left="0" w:right="0" w:firstLine="0"/>
+            <w:ind w:left="1134" w:right="0" w:hanging="1134"/>
             <w:jc w:val="both"/>
             <w:rPr>
               <w:rFonts w:ascii="Arial" w:hAnsi="Arial" w:eastAsia="Arial" w:cs="Arial"/>
@@ -7580,7 +7580,7 @@
               <w:shd w:val="clear" w:fill="auto"/>
               <w:vertAlign w:val="baseline"/>
             </w:rPr>
-            <w:instrText xml:space="preserve"> HYPERLINK \l _Toc13940 </w:instrText>
+            <w:instrText xml:space="preserve"> HYPERLINK \l _Toc28190 </w:instrText>
           </w:r>
           <w:r>
             <w:rPr>
@@ -7615,7 +7615,7 @@
             <w:fldChar w:fldCharType="begin"/>
           </w:r>
           <w:r>
-            <w:instrText xml:space="preserve"> PAGEREF _Toc13940 \h </w:instrText>
+            <w:instrText xml:space="preserve"> PAGEREF _Toc28190 \h </w:instrText>
           </w:r>
           <w:r>
             <w:fldChar w:fldCharType="separate"/>
@@ -7687,7 +7687,7 @@
               <w:shd w:val="clear" w:fill="auto"/>
               <w:vertAlign w:val="baseline"/>
             </w:rPr>
-            <w:instrText xml:space="preserve"> HYPERLINK \l _Toc26261 </w:instrText>
+            <w:instrText xml:space="preserve"> HYPERLINK \l _Toc26536 </w:instrText>
           </w:r>
           <w:r>
             <w:rPr>
@@ -7722,7 +7722,7 @@
             <w:fldChar w:fldCharType="begin"/>
           </w:r>
           <w:r>
-            <w:instrText xml:space="preserve"> PAGEREF _Toc26261 \h </w:instrText>
+            <w:instrText xml:space="preserve"> PAGEREF _Toc26536 \h </w:instrText>
           </w:r>
           <w:r>
             <w:fldChar w:fldCharType="separate"/>
@@ -7794,7 +7794,7 @@
               <w:shd w:val="clear" w:fill="auto"/>
               <w:vertAlign w:val="baseline"/>
             </w:rPr>
-            <w:instrText xml:space="preserve"> HYPERLINK \l _Toc3380 </w:instrText>
+            <w:instrText xml:space="preserve"> HYPERLINK \l _Toc17582 </w:instrText>
           </w:r>
           <w:r>
             <w:rPr>
@@ -7829,7 +7829,7 @@
             <w:fldChar w:fldCharType="begin"/>
           </w:r>
           <w:r>
-            <w:instrText xml:space="preserve"> PAGEREF _Toc3380 \h </w:instrText>
+            <w:instrText xml:space="preserve"> PAGEREF _Toc17582 \h </w:instrText>
           </w:r>
           <w:r>
             <w:fldChar w:fldCharType="separate"/>
@@ -7901,7 +7901,7 @@
               <w:shd w:val="clear" w:fill="auto"/>
               <w:vertAlign w:val="baseline"/>
             </w:rPr>
-            <w:instrText xml:space="preserve"> HYPERLINK \l _Toc24453 </w:instrText>
+            <w:instrText xml:space="preserve"> HYPERLINK \l _Toc28766 </w:instrText>
           </w:r>
           <w:r>
             <w:rPr>
@@ -7936,13 +7936,13 @@
             <w:fldChar w:fldCharType="begin"/>
           </w:r>
           <w:r>
-            <w:instrText xml:space="preserve"> PAGEREF _Toc24453 \h </w:instrText>
+            <w:instrText xml:space="preserve"> PAGEREF _Toc28766 \h </w:instrText>
           </w:r>
           <w:r>
             <w:fldChar w:fldCharType="separate"/>
           </w:r>
           <w:r>
-            <w:t>16</w:t>
+            <w:t>17</w:t>
           </w:r>
           <w:r>
             <w:fldChar w:fldCharType="end"/>
@@ -8008,7 +8008,7 @@
               <w:shd w:val="clear" w:fill="auto"/>
               <w:vertAlign w:val="baseline"/>
             </w:rPr>
-            <w:instrText xml:space="preserve"> HYPERLINK \l _Toc5243 </w:instrText>
+            <w:instrText xml:space="preserve"> HYPERLINK \l _Toc1524 </w:instrText>
           </w:r>
           <w:r>
             <w:rPr>
@@ -8043,13 +8043,13 @@
             <w:fldChar w:fldCharType="begin"/>
           </w:r>
           <w:r>
-            <w:instrText xml:space="preserve"> PAGEREF _Toc5243 \h </w:instrText>
+            <w:instrText xml:space="preserve"> PAGEREF _Toc1524 \h </w:instrText>
           </w:r>
           <w:r>
             <w:fldChar w:fldCharType="separate"/>
           </w:r>
           <w:r>
-            <w:t>16</w:t>
+            <w:t>17</w:t>
           </w:r>
           <w:r>
             <w:fldChar w:fldCharType="end"/>
@@ -8115,7 +8115,7 @@
               <w:shd w:val="clear" w:fill="auto"/>
               <w:vertAlign w:val="baseline"/>
             </w:rPr>
-            <w:instrText xml:space="preserve"> HYPERLINK \l _Toc13965 </w:instrText>
+            <w:instrText xml:space="preserve"> HYPERLINK \l _Toc6258 </w:instrText>
           </w:r>
           <w:r>
             <w:rPr>
@@ -8150,7 +8150,7 @@
             <w:fldChar w:fldCharType="begin"/>
           </w:r>
           <w:r>
-            <w:instrText xml:space="preserve"> PAGEREF _Toc13965 \h </w:instrText>
+            <w:instrText xml:space="preserve"> PAGEREF _Toc6258 \h </w:instrText>
           </w:r>
           <w:r>
             <w:fldChar w:fldCharType="separate"/>
@@ -8222,7 +8222,7 @@
               <w:shd w:val="clear" w:fill="auto"/>
               <w:vertAlign w:val="baseline"/>
             </w:rPr>
-            <w:instrText xml:space="preserve"> HYPERLINK \l _Toc32619 </w:instrText>
+            <w:instrText xml:space="preserve"> HYPERLINK \l _Toc20393 </w:instrText>
           </w:r>
           <w:r>
             <w:rPr>
@@ -8257,13 +8257,13 @@
             <w:fldChar w:fldCharType="begin"/>
           </w:r>
           <w:r>
-            <w:instrText xml:space="preserve"> PAGEREF _Toc32619 \h </w:instrText>
+            <w:instrText xml:space="preserve"> PAGEREF _Toc20393 \h </w:instrText>
           </w:r>
           <w:r>
             <w:fldChar w:fldCharType="separate"/>
           </w:r>
           <w:r>
-            <w:t>17</w:t>
+            <w:t>18</w:t>
           </w:r>
           <w:r>
             <w:fldChar w:fldCharType="end"/>
@@ -8329,7 +8329,7 @@
               <w:shd w:val="clear" w:fill="auto"/>
               <w:vertAlign w:val="baseline"/>
             </w:rPr>
-            <w:instrText xml:space="preserve"> HYPERLINK \l _Toc451 </w:instrText>
+            <w:instrText xml:space="preserve"> HYPERLINK \l _Toc25758 </w:instrText>
           </w:r>
           <w:r>
             <w:rPr>
@@ -8364,7 +8364,7 @@
             <w:fldChar w:fldCharType="begin"/>
           </w:r>
           <w:r>
-            <w:instrText xml:space="preserve"> PAGEREF _Toc451 \h </w:instrText>
+            <w:instrText xml:space="preserve"> PAGEREF _Toc25758 \h </w:instrText>
           </w:r>
           <w:r>
             <w:fldChar w:fldCharType="separate"/>
@@ -8436,7 +8436,7 @@
               <w:shd w:val="clear" w:fill="auto"/>
               <w:vertAlign w:val="baseline"/>
             </w:rPr>
-            <w:instrText xml:space="preserve"> HYPERLINK \l _Toc25943 </w:instrText>
+            <w:instrText xml:space="preserve"> HYPERLINK \l _Toc8672 </w:instrText>
           </w:r>
           <w:r>
             <w:rPr>
@@ -8471,7 +8471,7 @@
             <w:fldChar w:fldCharType="begin"/>
           </w:r>
           <w:r>
-            <w:instrText xml:space="preserve"> PAGEREF _Toc25943 \h </w:instrText>
+            <w:instrText xml:space="preserve"> PAGEREF _Toc8672 \h </w:instrText>
           </w:r>
           <w:r>
             <w:fldChar w:fldCharType="separate"/>
@@ -8543,7 +8543,7 @@
               <w:shd w:val="clear" w:fill="auto"/>
               <w:vertAlign w:val="baseline"/>
             </w:rPr>
-            <w:instrText xml:space="preserve"> HYPERLINK \l _Toc13945 </w:instrText>
+            <w:instrText xml:space="preserve"> HYPERLINK \l _Toc12774 </w:instrText>
           </w:r>
           <w:r>
             <w:rPr>
@@ -8578,7 +8578,7 @@
             <w:fldChar w:fldCharType="begin"/>
           </w:r>
           <w:r>
-            <w:instrText xml:space="preserve"> PAGEREF _Toc13945 \h </w:instrText>
+            <w:instrText xml:space="preserve"> PAGEREF _Toc12774 \h </w:instrText>
           </w:r>
           <w:r>
             <w:fldChar w:fldCharType="separate"/>
@@ -8650,7 +8650,7 @@
               <w:shd w:val="clear" w:fill="auto"/>
               <w:vertAlign w:val="baseline"/>
             </w:rPr>
-            <w:instrText xml:space="preserve"> HYPERLINK \l _Toc23654 </w:instrText>
+            <w:instrText xml:space="preserve"> HYPERLINK \l _Toc13791 </w:instrText>
           </w:r>
           <w:r>
             <w:rPr>
@@ -8685,7 +8685,7 @@
             <w:fldChar w:fldCharType="begin"/>
           </w:r>
           <w:r>
-            <w:instrText xml:space="preserve"> PAGEREF _Toc23654 \h </w:instrText>
+            <w:instrText xml:space="preserve"> PAGEREF _Toc13791 \h </w:instrText>
           </w:r>
           <w:r>
             <w:fldChar w:fldCharType="separate"/>
@@ -8757,7 +8757,7 @@
               <w:shd w:val="clear" w:fill="auto"/>
               <w:vertAlign w:val="baseline"/>
             </w:rPr>
-            <w:instrText xml:space="preserve"> HYPERLINK \l _Toc14288 </w:instrText>
+            <w:instrText xml:space="preserve"> HYPERLINK \l _Toc11138 </w:instrText>
           </w:r>
           <w:r>
             <w:rPr>
@@ -8792,7 +8792,7 @@
             <w:fldChar w:fldCharType="begin"/>
           </w:r>
           <w:r>
-            <w:instrText xml:space="preserve"> PAGEREF _Toc14288 \h </w:instrText>
+            <w:instrText xml:space="preserve"> PAGEREF _Toc11138 \h </w:instrText>
           </w:r>
           <w:r>
             <w:fldChar w:fldCharType="separate"/>
@@ -8864,7 +8864,7 @@
               <w:shd w:val="clear" w:fill="auto"/>
               <w:vertAlign w:val="baseline"/>
             </w:rPr>
-            <w:instrText xml:space="preserve"> HYPERLINK \l _Toc12908 </w:instrText>
+            <w:instrText xml:space="preserve"> HYPERLINK \l _Toc11490 </w:instrText>
           </w:r>
           <w:r>
             <w:rPr>
@@ -8899,7 +8899,7 @@
             <w:fldChar w:fldCharType="begin"/>
           </w:r>
           <w:r>
-            <w:instrText xml:space="preserve"> PAGEREF _Toc12908 \h </w:instrText>
+            <w:instrText xml:space="preserve"> PAGEREF _Toc11490 \h </w:instrText>
           </w:r>
           <w:r>
             <w:fldChar w:fldCharType="separate"/>
@@ -8971,7 +8971,7 @@
               <w:shd w:val="clear" w:fill="auto"/>
               <w:vertAlign w:val="baseline"/>
             </w:rPr>
-            <w:instrText xml:space="preserve"> HYPERLINK \l _Toc32446 </w:instrText>
+            <w:instrText xml:space="preserve"> HYPERLINK \l _Toc3351 </w:instrText>
           </w:r>
           <w:r>
             <w:rPr>
@@ -9006,7 +9006,7 @@
             <w:fldChar w:fldCharType="begin"/>
           </w:r>
           <w:r>
-            <w:instrText xml:space="preserve"> PAGEREF _Toc32446 \h </w:instrText>
+            <w:instrText xml:space="preserve"> PAGEREF _Toc3351 \h </w:instrText>
           </w:r>
           <w:r>
             <w:fldChar w:fldCharType="separate"/>
@@ -9078,7 +9078,7 @@
               <w:shd w:val="clear" w:fill="auto"/>
               <w:vertAlign w:val="baseline"/>
             </w:rPr>
-            <w:instrText xml:space="preserve"> HYPERLINK \l _Toc32074 </w:instrText>
+            <w:instrText xml:space="preserve"> HYPERLINK \l _Toc24042 </w:instrText>
           </w:r>
           <w:r>
             <w:rPr>
@@ -9113,7 +9113,7 @@
             <w:fldChar w:fldCharType="begin"/>
           </w:r>
           <w:r>
-            <w:instrText xml:space="preserve"> PAGEREF _Toc32074 \h </w:instrText>
+            <w:instrText xml:space="preserve"> PAGEREF _Toc24042 \h </w:instrText>
           </w:r>
           <w:r>
             <w:fldChar w:fldCharType="separate"/>
@@ -9185,7 +9185,7 @@
               <w:shd w:val="clear" w:fill="auto"/>
               <w:vertAlign w:val="baseline"/>
             </w:rPr>
-            <w:instrText xml:space="preserve"> HYPERLINK \l _Toc20309 </w:instrText>
+            <w:instrText xml:space="preserve"> HYPERLINK \l _Toc31694 </w:instrText>
           </w:r>
           <w:r>
             <w:rPr>
@@ -9220,7 +9220,7 @@
             <w:fldChar w:fldCharType="begin"/>
           </w:r>
           <w:r>
-            <w:instrText xml:space="preserve"> PAGEREF _Toc20309 \h </w:instrText>
+            <w:instrText xml:space="preserve"> PAGEREF _Toc31694 \h </w:instrText>
           </w:r>
           <w:r>
             <w:fldChar w:fldCharType="separate"/>
@@ -9292,7 +9292,7 @@
               <w:shd w:val="clear" w:fill="auto"/>
               <w:vertAlign w:val="baseline"/>
             </w:rPr>
-            <w:instrText xml:space="preserve"> HYPERLINK \l _Toc18326 </w:instrText>
+            <w:instrText xml:space="preserve"> HYPERLINK \l _Toc766 </w:instrText>
           </w:r>
           <w:r>
             <w:rPr>
@@ -9327,7 +9327,7 @@
             <w:fldChar w:fldCharType="begin"/>
           </w:r>
           <w:r>
-            <w:instrText xml:space="preserve"> PAGEREF _Toc18326 \h </w:instrText>
+            <w:instrText xml:space="preserve"> PAGEREF _Toc766 \h </w:instrText>
           </w:r>
           <w:r>
             <w:fldChar w:fldCharType="separate"/>
@@ -9399,7 +9399,7 @@
               <w:shd w:val="clear" w:fill="auto"/>
               <w:vertAlign w:val="baseline"/>
             </w:rPr>
-            <w:instrText xml:space="preserve"> HYPERLINK \l _Toc19801 </w:instrText>
+            <w:instrText xml:space="preserve"> HYPERLINK \l _Toc21766 </w:instrText>
           </w:r>
           <w:r>
             <w:rPr>
@@ -9434,7 +9434,7 @@
             <w:fldChar w:fldCharType="begin"/>
           </w:r>
           <w:r>
-            <w:instrText xml:space="preserve"> PAGEREF _Toc19801 \h </w:instrText>
+            <w:instrText xml:space="preserve"> PAGEREF _Toc21766 \h </w:instrText>
           </w:r>
           <w:r>
             <w:fldChar w:fldCharType="separate"/>
@@ -9506,7 +9506,7 @@
               <w:shd w:val="clear" w:fill="auto"/>
               <w:vertAlign w:val="baseline"/>
             </w:rPr>
-            <w:instrText xml:space="preserve"> HYPERLINK \l _Toc872 </w:instrText>
+            <w:instrText xml:space="preserve"> HYPERLINK \l _Toc18833 </w:instrText>
           </w:r>
           <w:r>
             <w:rPr>
@@ -9541,7 +9541,7 @@
             <w:fldChar w:fldCharType="begin"/>
           </w:r>
           <w:r>
-            <w:instrText xml:space="preserve"> PAGEREF _Toc872 \h </w:instrText>
+            <w:instrText xml:space="preserve"> PAGEREF _Toc18833 \h </w:instrText>
           </w:r>
           <w:r>
             <w:fldChar w:fldCharType="separate"/>
@@ -9613,7 +9613,7 @@
               <w:shd w:val="clear" w:fill="auto"/>
               <w:vertAlign w:val="baseline"/>
             </w:rPr>
-            <w:instrText xml:space="preserve"> HYPERLINK \l _Toc4707 </w:instrText>
+            <w:instrText xml:space="preserve"> HYPERLINK \l _Toc1975 </w:instrText>
           </w:r>
           <w:r>
             <w:rPr>
@@ -9648,7 +9648,7 @@
             <w:fldChar w:fldCharType="begin"/>
           </w:r>
           <w:r>
-            <w:instrText xml:space="preserve"> PAGEREF _Toc4707 \h </w:instrText>
+            <w:instrText xml:space="preserve"> PAGEREF _Toc1975 \h </w:instrText>
           </w:r>
           <w:r>
             <w:fldChar w:fldCharType="separate"/>
@@ -9720,7 +9720,7 @@
               <w:shd w:val="clear" w:fill="auto"/>
               <w:vertAlign w:val="baseline"/>
             </w:rPr>
-            <w:instrText xml:space="preserve"> HYPERLINK \l _Toc31851 </w:instrText>
+            <w:instrText xml:space="preserve"> HYPERLINK \l _Toc9954 </w:instrText>
           </w:r>
           <w:r>
             <w:rPr>
@@ -9755,7 +9755,7 @@
             <w:fldChar w:fldCharType="begin"/>
           </w:r>
           <w:r>
-            <w:instrText xml:space="preserve"> PAGEREF _Toc31851 \h </w:instrText>
+            <w:instrText xml:space="preserve"> PAGEREF _Toc9954 \h </w:instrText>
           </w:r>
           <w:r>
             <w:fldChar w:fldCharType="separate"/>
@@ -9827,7 +9827,7 @@
               <w:shd w:val="clear" w:fill="auto"/>
               <w:vertAlign w:val="baseline"/>
             </w:rPr>
-            <w:instrText xml:space="preserve"> HYPERLINK \l _Toc14873 </w:instrText>
+            <w:instrText xml:space="preserve"> HYPERLINK \l _Toc30139 </w:instrText>
           </w:r>
           <w:r>
             <w:rPr>
@@ -9862,7 +9862,7 @@
             <w:fldChar w:fldCharType="begin"/>
           </w:r>
           <w:r>
-            <w:instrText xml:space="preserve"> PAGEREF _Toc14873 \h </w:instrText>
+            <w:instrText xml:space="preserve"> PAGEREF _Toc30139 \h </w:instrText>
           </w:r>
           <w:r>
             <w:fldChar w:fldCharType="separate"/>
@@ -9934,7 +9934,7 @@
               <w:shd w:val="clear" w:fill="auto"/>
               <w:vertAlign w:val="baseline"/>
             </w:rPr>
-            <w:instrText xml:space="preserve"> HYPERLINK \l _Toc2988 </w:instrText>
+            <w:instrText xml:space="preserve"> HYPERLINK \l _Toc6290 </w:instrText>
           </w:r>
           <w:r>
             <w:rPr>
@@ -9969,7 +9969,7 @@
             <w:fldChar w:fldCharType="begin"/>
           </w:r>
           <w:r>
-            <w:instrText xml:space="preserve"> PAGEREF _Toc2988 \h </w:instrText>
+            <w:instrText xml:space="preserve"> PAGEREF _Toc6290 \h </w:instrText>
           </w:r>
           <w:r>
             <w:fldChar w:fldCharType="separate"/>
@@ -10041,7 +10041,7 @@
               <w:shd w:val="clear" w:fill="auto"/>
               <w:vertAlign w:val="baseline"/>
             </w:rPr>
-            <w:instrText xml:space="preserve"> HYPERLINK \l _Toc15695 </w:instrText>
+            <w:instrText xml:space="preserve"> HYPERLINK \l _Toc1178 </w:instrText>
           </w:r>
           <w:r>
             <w:rPr>
@@ -10076,7 +10076,7 @@
             <w:fldChar w:fldCharType="begin"/>
           </w:r>
           <w:r>
-            <w:instrText xml:space="preserve"> PAGEREF _Toc15695 \h </w:instrText>
+            <w:instrText xml:space="preserve"> PAGEREF _Toc1178 \h </w:instrText>
           </w:r>
           <w:r>
             <w:fldChar w:fldCharType="separate"/>
@@ -10148,7 +10148,7 @@
               <w:shd w:val="clear" w:fill="auto"/>
               <w:vertAlign w:val="baseline"/>
             </w:rPr>
-            <w:instrText xml:space="preserve"> HYPERLINK \l _Toc8897 </w:instrText>
+            <w:instrText xml:space="preserve"> HYPERLINK \l _Toc31433 </w:instrText>
           </w:r>
           <w:r>
             <w:rPr>
@@ -10183,7 +10183,7 @@
             <w:fldChar w:fldCharType="begin"/>
           </w:r>
           <w:r>
-            <w:instrText xml:space="preserve"> PAGEREF _Toc8897 \h </w:instrText>
+            <w:instrText xml:space="preserve"> PAGEREF _Toc31433 \h </w:instrText>
           </w:r>
           <w:r>
             <w:fldChar w:fldCharType="separate"/>
@@ -10255,7 +10255,7 @@
               <w:shd w:val="clear" w:fill="auto"/>
               <w:vertAlign w:val="baseline"/>
             </w:rPr>
-            <w:instrText xml:space="preserve"> HYPERLINK \l _Toc31499 </w:instrText>
+            <w:instrText xml:space="preserve"> HYPERLINK \l _Toc404 </w:instrText>
           </w:r>
           <w:r>
             <w:rPr>
@@ -10290,7 +10290,7 @@
             <w:fldChar w:fldCharType="begin"/>
           </w:r>
           <w:r>
-            <w:instrText xml:space="preserve"> PAGEREF _Toc31499 \h </w:instrText>
+            <w:instrText xml:space="preserve"> PAGEREF _Toc404 \h </w:instrText>
           </w:r>
           <w:r>
             <w:fldChar w:fldCharType="separate"/>
@@ -10362,7 +10362,7 @@
               <w:shd w:val="clear" w:fill="auto"/>
               <w:vertAlign w:val="baseline"/>
             </w:rPr>
-            <w:instrText xml:space="preserve"> HYPERLINK \l _Toc12600 </w:instrText>
+            <w:instrText xml:space="preserve"> HYPERLINK \l _Toc10399 </w:instrText>
           </w:r>
           <w:r>
             <w:rPr>
@@ -10397,7 +10397,7 @@
             <w:fldChar w:fldCharType="begin"/>
           </w:r>
           <w:r>
-            <w:instrText xml:space="preserve"> PAGEREF _Toc12600 \h </w:instrText>
+            <w:instrText xml:space="preserve"> PAGEREF _Toc10399 \h </w:instrText>
           </w:r>
           <w:r>
             <w:fldChar w:fldCharType="separate"/>
@@ -10469,7 +10469,7 @@
               <w:shd w:val="clear" w:fill="auto"/>
               <w:vertAlign w:val="baseline"/>
             </w:rPr>
-            <w:instrText xml:space="preserve"> HYPERLINK \l _Toc1728 </w:instrText>
+            <w:instrText xml:space="preserve"> HYPERLINK \l _Toc23278 </w:instrText>
           </w:r>
           <w:r>
             <w:rPr>
@@ -10504,7 +10504,7 @@
             <w:fldChar w:fldCharType="begin"/>
           </w:r>
           <w:r>
-            <w:instrText xml:space="preserve"> PAGEREF _Toc1728 \h </w:instrText>
+            <w:instrText xml:space="preserve"> PAGEREF _Toc23278 \h </w:instrText>
           </w:r>
           <w:r>
             <w:fldChar w:fldCharType="separate"/>
@@ -10576,7 +10576,7 @@
               <w:shd w:val="clear" w:fill="auto"/>
               <w:vertAlign w:val="baseline"/>
             </w:rPr>
-            <w:instrText xml:space="preserve"> HYPERLINK \l _Toc15985 </w:instrText>
+            <w:instrText xml:space="preserve"> HYPERLINK \l _Toc159 </w:instrText>
           </w:r>
           <w:r>
             <w:rPr>
@@ -10611,7 +10611,7 @@
             <w:fldChar w:fldCharType="begin"/>
           </w:r>
           <w:r>
-            <w:instrText xml:space="preserve"> PAGEREF _Toc15985 \h </w:instrText>
+            <w:instrText xml:space="preserve"> PAGEREF _Toc159 \h </w:instrText>
           </w:r>
           <w:r>
             <w:fldChar w:fldCharType="separate"/>
@@ -10683,7 +10683,7 @@
               <w:shd w:val="clear" w:fill="auto"/>
               <w:vertAlign w:val="baseline"/>
             </w:rPr>
-            <w:instrText xml:space="preserve"> HYPERLINK \l _Toc19766 </w:instrText>
+            <w:instrText xml:space="preserve"> HYPERLINK \l _Toc220 </w:instrText>
           </w:r>
           <w:r>
             <w:rPr>
@@ -10718,7 +10718,7 @@
             <w:fldChar w:fldCharType="begin"/>
           </w:r>
           <w:r>
-            <w:instrText xml:space="preserve"> PAGEREF _Toc19766 \h </w:instrText>
+            <w:instrText xml:space="preserve"> PAGEREF _Toc220 \h </w:instrText>
           </w:r>
           <w:r>
             <w:fldChar w:fldCharType="separate"/>
@@ -10790,7 +10790,7 @@
               <w:shd w:val="clear" w:fill="auto"/>
               <w:vertAlign w:val="baseline"/>
             </w:rPr>
-            <w:instrText xml:space="preserve"> HYPERLINK \l _Toc9036 </w:instrText>
+            <w:instrText xml:space="preserve"> HYPERLINK \l _Toc30374 </w:instrText>
           </w:r>
           <w:r>
             <w:rPr>
@@ -10825,7 +10825,7 @@
             <w:fldChar w:fldCharType="begin"/>
           </w:r>
           <w:r>
-            <w:instrText xml:space="preserve"> PAGEREF _Toc9036 \h </w:instrText>
+            <w:instrText xml:space="preserve"> PAGEREF _Toc30374 \h </w:instrText>
           </w:r>
           <w:r>
             <w:fldChar w:fldCharType="separate"/>
@@ -10897,7 +10897,7 @@
               <w:shd w:val="clear" w:fill="auto"/>
               <w:vertAlign w:val="baseline"/>
             </w:rPr>
-            <w:instrText xml:space="preserve"> HYPERLINK \l _Toc28166 </w:instrText>
+            <w:instrText xml:space="preserve"> HYPERLINK \l _Toc4728 </w:instrText>
           </w:r>
           <w:r>
             <w:rPr>
@@ -10932,7 +10932,7 @@
             <w:fldChar w:fldCharType="begin"/>
           </w:r>
           <w:r>
-            <w:instrText xml:space="preserve"> PAGEREF _Toc28166 \h </w:instrText>
+            <w:instrText xml:space="preserve"> PAGEREF _Toc4728 \h </w:instrText>
           </w:r>
           <w:r>
             <w:fldChar w:fldCharType="separate"/>
@@ -11004,7 +11004,7 @@
               <w:shd w:val="clear" w:fill="auto"/>
               <w:vertAlign w:val="baseline"/>
             </w:rPr>
-            <w:instrText xml:space="preserve"> HYPERLINK \l _Toc27226 </w:instrText>
+            <w:instrText xml:space="preserve"> HYPERLINK \l _Toc25958 </w:instrText>
           </w:r>
           <w:r>
             <w:rPr>
@@ -11039,7 +11039,7 @@
             <w:fldChar w:fldCharType="begin"/>
           </w:r>
           <w:r>
-            <w:instrText xml:space="preserve"> PAGEREF _Toc27226 \h </w:instrText>
+            <w:instrText xml:space="preserve"> PAGEREF _Toc25958 \h </w:instrText>
           </w:r>
           <w:r>
             <w:fldChar w:fldCharType="separate"/>
@@ -11111,7 +11111,7 @@
               <w:shd w:val="clear" w:fill="auto"/>
               <w:vertAlign w:val="baseline"/>
             </w:rPr>
-            <w:instrText xml:space="preserve"> HYPERLINK \l _Toc21897 </w:instrText>
+            <w:instrText xml:space="preserve"> HYPERLINK \l _Toc24479 </w:instrText>
           </w:r>
           <w:r>
             <w:rPr>
@@ -11146,7 +11146,7 @@
             <w:fldChar w:fldCharType="begin"/>
           </w:r>
           <w:r>
-            <w:instrText xml:space="preserve"> PAGEREF _Toc21897 \h </w:instrText>
+            <w:instrText xml:space="preserve"> PAGEREF _Toc24479 \h </w:instrText>
           </w:r>
           <w:r>
             <w:fldChar w:fldCharType="separate"/>
@@ -11218,7 +11218,7 @@
               <w:shd w:val="clear" w:fill="auto"/>
               <w:vertAlign w:val="baseline"/>
             </w:rPr>
-            <w:instrText xml:space="preserve"> HYPERLINK \l _Toc21097 </w:instrText>
+            <w:instrText xml:space="preserve"> HYPERLINK \l _Toc9557 </w:instrText>
           </w:r>
           <w:r>
             <w:rPr>
@@ -11253,7 +11253,7 @@
             <w:fldChar w:fldCharType="begin"/>
           </w:r>
           <w:r>
-            <w:instrText xml:space="preserve"> PAGEREF _Toc21097 \h </w:instrText>
+            <w:instrText xml:space="preserve"> PAGEREF _Toc9557 \h </w:instrText>
           </w:r>
           <w:r>
             <w:fldChar w:fldCharType="separate"/>
@@ -11325,7 +11325,7 @@
               <w:shd w:val="clear" w:fill="auto"/>
               <w:vertAlign w:val="baseline"/>
             </w:rPr>
-            <w:instrText xml:space="preserve"> HYPERLINK \l _Toc17325 </w:instrText>
+            <w:instrText xml:space="preserve"> HYPERLINK \l _Toc20157 </w:instrText>
           </w:r>
           <w:r>
             <w:rPr>
@@ -11360,7 +11360,7 @@
             <w:fldChar w:fldCharType="begin"/>
           </w:r>
           <w:r>
-            <w:instrText xml:space="preserve"> PAGEREF _Toc17325 \h </w:instrText>
+            <w:instrText xml:space="preserve"> PAGEREF _Toc20157 \h </w:instrText>
           </w:r>
           <w:r>
             <w:fldChar w:fldCharType="separate"/>
@@ -11432,7 +11432,7 @@
               <w:shd w:val="clear" w:fill="auto"/>
               <w:vertAlign w:val="baseline"/>
             </w:rPr>
-            <w:instrText xml:space="preserve"> HYPERLINK \l _Toc3752 </w:instrText>
+            <w:instrText xml:space="preserve"> HYPERLINK \l _Toc23512 </w:instrText>
           </w:r>
           <w:r>
             <w:rPr>
@@ -11467,7 +11467,7 @@
             <w:fldChar w:fldCharType="begin"/>
           </w:r>
           <w:r>
-            <w:instrText xml:space="preserve"> PAGEREF _Toc3752 \h </w:instrText>
+            <w:instrText xml:space="preserve"> PAGEREF _Toc23512 \h </w:instrText>
           </w:r>
           <w:r>
             <w:fldChar w:fldCharType="separate"/>
@@ -11539,7 +11539,7 @@
               <w:shd w:val="clear" w:fill="auto"/>
               <w:vertAlign w:val="baseline"/>
             </w:rPr>
-            <w:instrText xml:space="preserve"> HYPERLINK \l _Toc3602 </w:instrText>
+            <w:instrText xml:space="preserve"> HYPERLINK \l _Toc28093 </w:instrText>
           </w:r>
           <w:r>
             <w:rPr>
@@ -11574,7 +11574,7 @@
             <w:fldChar w:fldCharType="begin"/>
           </w:r>
           <w:r>
-            <w:instrText xml:space="preserve"> PAGEREF _Toc3602 \h </w:instrText>
+            <w:instrText xml:space="preserve"> PAGEREF _Toc28093 \h </w:instrText>
           </w:r>
           <w:r>
             <w:fldChar w:fldCharType="separate"/>
@@ -11646,7 +11646,7 @@
               <w:shd w:val="clear" w:fill="auto"/>
               <w:vertAlign w:val="baseline"/>
             </w:rPr>
-            <w:instrText xml:space="preserve"> HYPERLINK \l _Toc30902 </w:instrText>
+            <w:instrText xml:space="preserve"> HYPERLINK \l _Toc19678 </w:instrText>
           </w:r>
           <w:r>
             <w:rPr>
@@ -11681,7 +11681,7 @@
             <w:fldChar w:fldCharType="begin"/>
           </w:r>
           <w:r>
-            <w:instrText xml:space="preserve"> PAGEREF _Toc30902 \h </w:instrText>
+            <w:instrText xml:space="preserve"> PAGEREF _Toc19678 \h </w:instrText>
           </w:r>
           <w:r>
             <w:fldChar w:fldCharType="separate"/>
@@ -11753,7 +11753,7 @@
               <w:shd w:val="clear" w:fill="auto"/>
               <w:vertAlign w:val="baseline"/>
             </w:rPr>
-            <w:instrText xml:space="preserve"> HYPERLINK \l _Toc8274 </w:instrText>
+            <w:instrText xml:space="preserve"> HYPERLINK \l _Toc28605 </w:instrText>
           </w:r>
           <w:r>
             <w:rPr>
@@ -11788,7 +11788,7 @@
             <w:fldChar w:fldCharType="begin"/>
           </w:r>
           <w:r>
-            <w:instrText xml:space="preserve"> PAGEREF _Toc8274 \h </w:instrText>
+            <w:instrText xml:space="preserve"> PAGEREF _Toc28605 \h </w:instrText>
           </w:r>
           <w:r>
             <w:fldChar w:fldCharType="separate"/>
@@ -11860,7 +11860,7 @@
               <w:shd w:val="clear" w:fill="auto"/>
               <w:vertAlign w:val="baseline"/>
             </w:rPr>
-            <w:instrText xml:space="preserve"> HYPERLINK \l _Toc19542 </w:instrText>
+            <w:instrText xml:space="preserve"> HYPERLINK \l _Toc2638 </w:instrText>
           </w:r>
           <w:r>
             <w:rPr>
@@ -11895,7 +11895,7 @@
             <w:fldChar w:fldCharType="begin"/>
           </w:r>
           <w:r>
-            <w:instrText xml:space="preserve"> PAGEREF _Toc19542 \h </w:instrText>
+            <w:instrText xml:space="preserve"> PAGEREF _Toc2638 \h </w:instrText>
           </w:r>
           <w:r>
             <w:fldChar w:fldCharType="separate"/>
@@ -11967,7 +11967,7 @@
               <w:shd w:val="clear" w:fill="auto"/>
               <w:vertAlign w:val="baseline"/>
             </w:rPr>
-            <w:instrText xml:space="preserve"> HYPERLINK \l _Toc4977 </w:instrText>
+            <w:instrText xml:space="preserve"> HYPERLINK \l _Toc9534 </w:instrText>
           </w:r>
           <w:r>
             <w:rPr>
@@ -12002,7 +12002,7 @@
             <w:fldChar w:fldCharType="begin"/>
           </w:r>
           <w:r>
-            <w:instrText xml:space="preserve"> PAGEREF _Toc4977 \h </w:instrText>
+            <w:instrText xml:space="preserve"> PAGEREF _Toc9534 \h </w:instrText>
           </w:r>
           <w:r>
             <w:fldChar w:fldCharType="separate"/>
@@ -12074,7 +12074,7 @@
               <w:shd w:val="clear" w:fill="auto"/>
               <w:vertAlign w:val="baseline"/>
             </w:rPr>
-            <w:instrText xml:space="preserve"> HYPERLINK \l _Toc418 </w:instrText>
+            <w:instrText xml:space="preserve"> HYPERLINK \l _Toc30711 </w:instrText>
           </w:r>
           <w:r>
             <w:rPr>
@@ -12109,7 +12109,7 @@
             <w:fldChar w:fldCharType="begin"/>
           </w:r>
           <w:r>
-            <w:instrText xml:space="preserve"> PAGEREF _Toc418 \h </w:instrText>
+            <w:instrText xml:space="preserve"> PAGEREF _Toc30711 \h </w:instrText>
           </w:r>
           <w:r>
             <w:fldChar w:fldCharType="separate"/>
@@ -12181,7 +12181,7 @@
               <w:shd w:val="clear" w:fill="auto"/>
               <w:vertAlign w:val="baseline"/>
             </w:rPr>
-            <w:instrText xml:space="preserve"> HYPERLINK \l _Toc15798 </w:instrText>
+            <w:instrText xml:space="preserve"> HYPERLINK \l _Toc10974 </w:instrText>
           </w:r>
           <w:r>
             <w:rPr>
@@ -12216,7 +12216,7 @@
             <w:fldChar w:fldCharType="begin"/>
           </w:r>
           <w:r>
-            <w:instrText xml:space="preserve"> PAGEREF _Toc15798 \h </w:instrText>
+            <w:instrText xml:space="preserve"> PAGEREF _Toc10974 \h </w:instrText>
           </w:r>
           <w:r>
             <w:fldChar w:fldCharType="separate"/>
@@ -12288,7 +12288,7 @@
               <w:shd w:val="clear" w:fill="auto"/>
               <w:vertAlign w:val="baseline"/>
             </w:rPr>
-            <w:instrText xml:space="preserve"> HYPERLINK \l _Toc16881 </w:instrText>
+            <w:instrText xml:space="preserve"> HYPERLINK \l _Toc4064 </w:instrText>
           </w:r>
           <w:r>
             <w:rPr>
@@ -12323,7 +12323,7 @@
             <w:fldChar w:fldCharType="begin"/>
           </w:r>
           <w:r>
-            <w:instrText xml:space="preserve"> PAGEREF _Toc16881 \h </w:instrText>
+            <w:instrText xml:space="preserve"> PAGEREF _Toc4064 \h </w:instrText>
           </w:r>
           <w:r>
             <w:fldChar w:fldCharType="separate"/>
@@ -12395,7 +12395,7 @@
               <w:shd w:val="clear" w:fill="auto"/>
               <w:vertAlign w:val="baseline"/>
             </w:rPr>
-            <w:instrText xml:space="preserve"> HYPERLINK \l _Toc26251 </w:instrText>
+            <w:instrText xml:space="preserve"> HYPERLINK \l _Toc10981 </w:instrText>
           </w:r>
           <w:r>
             <w:rPr>
@@ -12430,7 +12430,7 @@
             <w:fldChar w:fldCharType="begin"/>
           </w:r>
           <w:r>
-            <w:instrText xml:space="preserve"> PAGEREF _Toc26251 \h </w:instrText>
+            <w:instrText xml:space="preserve"> PAGEREF _Toc10981 \h </w:instrText>
           </w:r>
           <w:r>
             <w:fldChar w:fldCharType="separate"/>
@@ -12502,7 +12502,7 @@
               <w:shd w:val="clear" w:fill="auto"/>
               <w:vertAlign w:val="baseline"/>
             </w:rPr>
-            <w:instrText xml:space="preserve"> HYPERLINK \l _Toc5323 </w:instrText>
+            <w:instrText xml:space="preserve"> HYPERLINK \l _Toc29221 </w:instrText>
           </w:r>
           <w:r>
             <w:rPr>
@@ -12537,7 +12537,7 @@
             <w:fldChar w:fldCharType="begin"/>
           </w:r>
           <w:r>
-            <w:instrText xml:space="preserve"> PAGEREF _Toc5323 \h </w:instrText>
+            <w:instrText xml:space="preserve"> PAGEREF _Toc29221 \h </w:instrText>
           </w:r>
           <w:r>
             <w:fldChar w:fldCharType="separate"/>
@@ -12609,7 +12609,7 @@
               <w:shd w:val="clear" w:fill="auto"/>
               <w:vertAlign w:val="baseline"/>
             </w:rPr>
-            <w:instrText xml:space="preserve"> HYPERLINK \l _Toc26129 </w:instrText>
+            <w:instrText xml:space="preserve"> HYPERLINK \l _Toc12327 </w:instrText>
           </w:r>
           <w:r>
             <w:rPr>
@@ -12644,7 +12644,7 @@
             <w:fldChar w:fldCharType="begin"/>
           </w:r>
           <w:r>
-            <w:instrText xml:space="preserve"> PAGEREF _Toc26129 \h </w:instrText>
+            <w:instrText xml:space="preserve"> PAGEREF _Toc12327 \h </w:instrText>
           </w:r>
           <w:r>
             <w:fldChar w:fldCharType="separate"/>
@@ -12716,7 +12716,7 @@
               <w:shd w:val="clear" w:fill="auto"/>
               <w:vertAlign w:val="baseline"/>
             </w:rPr>
-            <w:instrText xml:space="preserve"> HYPERLINK \l _Toc3487 </w:instrText>
+            <w:instrText xml:space="preserve"> HYPERLINK \l _Toc25806 </w:instrText>
           </w:r>
           <w:r>
             <w:rPr>
@@ -12751,7 +12751,7 @@
             <w:fldChar w:fldCharType="begin"/>
           </w:r>
           <w:r>
-            <w:instrText xml:space="preserve"> PAGEREF _Toc3487 \h </w:instrText>
+            <w:instrText xml:space="preserve"> PAGEREF _Toc25806 \h </w:instrText>
           </w:r>
           <w:r>
             <w:fldChar w:fldCharType="separate"/>
@@ -12823,7 +12823,7 @@
               <w:shd w:val="clear" w:fill="auto"/>
               <w:vertAlign w:val="baseline"/>
             </w:rPr>
-            <w:instrText xml:space="preserve"> HYPERLINK \l _Toc30339 </w:instrText>
+            <w:instrText xml:space="preserve"> HYPERLINK \l _Toc15624 </w:instrText>
           </w:r>
           <w:r>
             <w:rPr>
@@ -12858,7 +12858,7 @@
             <w:fldChar w:fldCharType="begin"/>
           </w:r>
           <w:r>
-            <w:instrText xml:space="preserve"> PAGEREF _Toc30339 \h </w:instrText>
+            <w:instrText xml:space="preserve"> PAGEREF _Toc15624 \h </w:instrText>
           </w:r>
           <w:r>
             <w:fldChar w:fldCharType="separate"/>
@@ -12930,7 +12930,7 @@
               <w:shd w:val="clear" w:fill="auto"/>
               <w:vertAlign w:val="baseline"/>
             </w:rPr>
-            <w:instrText xml:space="preserve"> HYPERLINK \l _Toc18463 </w:instrText>
+            <w:instrText xml:space="preserve"> HYPERLINK \l _Toc19259 </w:instrText>
           </w:r>
           <w:r>
             <w:rPr>
@@ -12965,7 +12965,7 @@
             <w:fldChar w:fldCharType="begin"/>
           </w:r>
           <w:r>
-            <w:instrText xml:space="preserve"> PAGEREF _Toc18463 \h </w:instrText>
+            <w:instrText xml:space="preserve"> PAGEREF _Toc19259 \h </w:instrText>
           </w:r>
           <w:r>
             <w:fldChar w:fldCharType="separate"/>
@@ -13037,7 +13037,7 @@
               <w:shd w:val="clear" w:fill="auto"/>
               <w:vertAlign w:val="baseline"/>
             </w:rPr>
-            <w:instrText xml:space="preserve"> HYPERLINK \l _Toc28073 </w:instrText>
+            <w:instrText xml:space="preserve"> HYPERLINK \l _Toc12206 </w:instrText>
           </w:r>
           <w:r>
             <w:rPr>
@@ -13073,7 +13073,7 @@
             <w:fldChar w:fldCharType="begin"/>
           </w:r>
           <w:r>
-            <w:instrText xml:space="preserve"> PAGEREF _Toc28073 \h </w:instrText>
+            <w:instrText xml:space="preserve"> PAGEREF _Toc12206 \h </w:instrText>
           </w:r>
           <w:r>
             <w:fldChar w:fldCharType="separate"/>
@@ -13145,7 +13145,7 @@
               <w:shd w:val="clear" w:fill="auto"/>
               <w:vertAlign w:val="baseline"/>
             </w:rPr>
-            <w:instrText xml:space="preserve"> HYPERLINK \l _Toc12385 </w:instrText>
+            <w:instrText xml:space="preserve"> HYPERLINK \l _Toc6687 </w:instrText>
           </w:r>
           <w:r>
             <w:rPr>
@@ -13180,13 +13180,13 @@
             <w:fldChar w:fldCharType="begin"/>
           </w:r>
           <w:r>
-            <w:instrText xml:space="preserve"> PAGEREF _Toc12385 \h </w:instrText>
+            <w:instrText xml:space="preserve"> PAGEREF _Toc6687 \h </w:instrText>
           </w:r>
           <w:r>
             <w:fldChar w:fldCharType="separate"/>
           </w:r>
           <w:r>
-            <w:t>49</w:t>
+            <w:t>50</w:t>
           </w:r>
           <w:r>
             <w:fldChar w:fldCharType="end"/>
@@ -13252,7 +13252,7 @@
               <w:shd w:val="clear" w:fill="auto"/>
               <w:vertAlign w:val="baseline"/>
             </w:rPr>
-            <w:instrText xml:space="preserve"> HYPERLINK \l _Toc1766 </w:instrText>
+            <w:instrText xml:space="preserve"> HYPERLINK \l _Toc1183 </w:instrText>
           </w:r>
           <w:r>
             <w:rPr>
@@ -13287,13 +13287,13 @@
             <w:fldChar w:fldCharType="begin"/>
           </w:r>
           <w:r>
-            <w:instrText xml:space="preserve"> PAGEREF _Toc1766 \h </w:instrText>
+            <w:instrText xml:space="preserve"> PAGEREF _Toc1183 \h </w:instrText>
           </w:r>
           <w:r>
             <w:fldChar w:fldCharType="separate"/>
           </w:r>
           <w:r>
-            <w:t>50</w:t>
+            <w:t>51</w:t>
           </w:r>
           <w:r>
             <w:fldChar w:fldCharType="end"/>
@@ -13359,7 +13359,7 @@
               <w:shd w:val="clear" w:fill="auto"/>
               <w:vertAlign w:val="baseline"/>
             </w:rPr>
-            <w:instrText xml:space="preserve"> HYPERLINK \l _Toc15680 </w:instrText>
+            <w:instrText xml:space="preserve"> HYPERLINK \l _Toc13341 </w:instrText>
           </w:r>
           <w:r>
             <w:rPr>
@@ -13394,13 +13394,13 @@
             <w:fldChar w:fldCharType="begin"/>
           </w:r>
           <w:r>
-            <w:instrText xml:space="preserve"> PAGEREF _Toc15680 \h </w:instrText>
+            <w:instrText xml:space="preserve"> PAGEREF _Toc13341 \h </w:instrText>
           </w:r>
           <w:r>
             <w:fldChar w:fldCharType="separate"/>
           </w:r>
           <w:r>
-            <w:t>50</w:t>
+            <w:t>51</w:t>
           </w:r>
           <w:r>
             <w:fldChar w:fldCharType="end"/>
@@ -13466,7 +13466,7 @@
               <w:shd w:val="clear" w:fill="auto"/>
               <w:vertAlign w:val="baseline"/>
             </w:rPr>
-            <w:instrText xml:space="preserve"> HYPERLINK \l _Toc27298 </w:instrText>
+            <w:instrText xml:space="preserve"> HYPERLINK \l _Toc21332 </w:instrText>
           </w:r>
           <w:r>
             <w:rPr>
@@ -13501,13 +13501,13 @@
             <w:fldChar w:fldCharType="begin"/>
           </w:r>
           <w:r>
-            <w:instrText xml:space="preserve"> PAGEREF _Toc27298 \h </w:instrText>
+            <w:instrText xml:space="preserve"> PAGEREF _Toc21332 \h </w:instrText>
           </w:r>
           <w:r>
             <w:fldChar w:fldCharType="separate"/>
           </w:r>
           <w:r>
-            <w:t>51</w:t>
+            <w:t>52</w:t>
           </w:r>
           <w:r>
             <w:fldChar w:fldCharType="end"/>
@@ -13573,7 +13573,7 @@
               <w:shd w:val="clear" w:fill="auto"/>
               <w:vertAlign w:val="baseline"/>
             </w:rPr>
-            <w:instrText xml:space="preserve"> HYPERLINK \l _Toc13973 </w:instrText>
+            <w:instrText xml:space="preserve"> HYPERLINK \l _Toc15495 </w:instrText>
           </w:r>
           <w:r>
             <w:rPr>
@@ -13608,13 +13608,13 @@
             <w:fldChar w:fldCharType="begin"/>
           </w:r>
           <w:r>
-            <w:instrText xml:space="preserve"> PAGEREF _Toc13973 \h </w:instrText>
+            <w:instrText xml:space="preserve"> PAGEREF _Toc15495 \h </w:instrText>
           </w:r>
           <w:r>
             <w:fldChar w:fldCharType="separate"/>
           </w:r>
           <w:r>
-            <w:t>52</w:t>
+            <w:t>53</w:t>
           </w:r>
           <w:r>
             <w:fldChar w:fldCharType="end"/>
@@ -13680,7 +13680,7 @@
               <w:shd w:val="clear" w:fill="auto"/>
               <w:vertAlign w:val="baseline"/>
             </w:rPr>
-            <w:instrText xml:space="preserve"> HYPERLINK \l _Toc17957 </w:instrText>
+            <w:instrText xml:space="preserve"> HYPERLINK \l _Toc31898 </w:instrText>
           </w:r>
           <w:r>
             <w:rPr>
@@ -13715,13 +13715,13 @@
             <w:fldChar w:fldCharType="begin"/>
           </w:r>
           <w:r>
-            <w:instrText xml:space="preserve"> PAGEREF _Toc17957 \h </w:instrText>
+            <w:instrText xml:space="preserve"> PAGEREF _Toc31898 \h </w:instrText>
           </w:r>
           <w:r>
             <w:fldChar w:fldCharType="separate"/>
           </w:r>
           <w:r>
-            <w:t>53</w:t>
+            <w:t>54</w:t>
           </w:r>
           <w:r>
             <w:fldChar w:fldCharType="end"/>
@@ -13787,7 +13787,7 @@
               <w:shd w:val="clear" w:fill="auto"/>
               <w:vertAlign w:val="baseline"/>
             </w:rPr>
-            <w:instrText xml:space="preserve"> HYPERLINK \l _Toc11821 </w:instrText>
+            <w:instrText xml:space="preserve"> HYPERLINK \l _Toc6346 </w:instrText>
           </w:r>
           <w:r>
             <w:rPr>
@@ -13822,13 +13822,13 @@
             <w:fldChar w:fldCharType="begin"/>
           </w:r>
           <w:r>
-            <w:instrText xml:space="preserve"> PAGEREF _Toc11821 \h </w:instrText>
+            <w:instrText xml:space="preserve"> PAGEREF _Toc6346 \h </w:instrText>
           </w:r>
           <w:r>
             <w:fldChar w:fldCharType="separate"/>
           </w:r>
           <w:r>
-            <w:t>54</w:t>
+            <w:t>55</w:t>
           </w:r>
           <w:r>
             <w:fldChar w:fldCharType="end"/>
@@ -13894,7 +13894,7 @@
               <w:shd w:val="clear" w:fill="auto"/>
               <w:vertAlign w:val="baseline"/>
             </w:rPr>
-            <w:instrText xml:space="preserve"> HYPERLINK \l _Toc7960 </w:instrText>
+            <w:instrText xml:space="preserve"> HYPERLINK \l _Toc175 </w:instrText>
           </w:r>
           <w:r>
             <w:rPr>
@@ -13929,13 +13929,13 @@
             <w:fldChar w:fldCharType="begin"/>
           </w:r>
           <w:r>
-            <w:instrText xml:space="preserve"> PAGEREF _Toc7960 \h </w:instrText>
+            <w:instrText xml:space="preserve"> PAGEREF _Toc175 \h </w:instrText>
           </w:r>
           <w:r>
             <w:fldChar w:fldCharType="separate"/>
           </w:r>
           <w:r>
-            <w:t>54</w:t>
+            <w:t>55</w:t>
           </w:r>
           <w:r>
             <w:fldChar w:fldCharType="end"/>
@@ -14001,7 +14001,7 @@
               <w:shd w:val="clear" w:fill="auto"/>
               <w:vertAlign w:val="baseline"/>
             </w:rPr>
-            <w:instrText xml:space="preserve"> HYPERLINK \l _Toc18879 </w:instrText>
+            <w:instrText xml:space="preserve"> HYPERLINK \l _Toc24206 </w:instrText>
           </w:r>
           <w:r>
             <w:rPr>
@@ -14036,13 +14036,13 @@
             <w:fldChar w:fldCharType="begin"/>
           </w:r>
           <w:r>
-            <w:instrText xml:space="preserve"> PAGEREF _Toc18879 \h </w:instrText>
+            <w:instrText xml:space="preserve"> PAGEREF _Toc24206 \h </w:instrText>
           </w:r>
           <w:r>
             <w:fldChar w:fldCharType="separate"/>
           </w:r>
           <w:r>
-            <w:t>56</w:t>
+            <w:t>57</w:t>
           </w:r>
           <w:r>
             <w:fldChar w:fldCharType="end"/>
@@ -14108,7 +14108,7 @@
               <w:shd w:val="clear" w:fill="auto"/>
               <w:vertAlign w:val="baseline"/>
             </w:rPr>
-            <w:instrText xml:space="preserve"> HYPERLINK \l _Toc10313 </w:instrText>
+            <w:instrText xml:space="preserve"> HYPERLINK \l _Toc25464 </w:instrText>
           </w:r>
           <w:r>
             <w:rPr>
@@ -14143,13 +14143,13 @@
             <w:fldChar w:fldCharType="begin"/>
           </w:r>
           <w:r>
-            <w:instrText xml:space="preserve"> PAGEREF _Toc10313 \h </w:instrText>
+            <w:instrText xml:space="preserve"> PAGEREF _Toc25464 \h </w:instrText>
           </w:r>
           <w:r>
             <w:fldChar w:fldCharType="separate"/>
           </w:r>
           <w:r>
-            <w:t>56</w:t>
+            <w:t>57</w:t>
           </w:r>
           <w:r>
             <w:fldChar w:fldCharType="end"/>
@@ -14215,7 +14215,7 @@
               <w:shd w:val="clear" w:fill="auto"/>
               <w:vertAlign w:val="baseline"/>
             </w:rPr>
-            <w:instrText xml:space="preserve"> HYPERLINK \l _Toc11552 </w:instrText>
+            <w:instrText xml:space="preserve"> HYPERLINK \l _Toc7066 </w:instrText>
           </w:r>
           <w:r>
             <w:rPr>
@@ -14250,13 +14250,13 @@
             <w:fldChar w:fldCharType="begin"/>
           </w:r>
           <w:r>
-            <w:instrText xml:space="preserve"> PAGEREF _Toc11552 \h </w:instrText>
+            <w:instrText xml:space="preserve"> PAGEREF _Toc7066 \h </w:instrText>
           </w:r>
           <w:r>
             <w:fldChar w:fldCharType="separate"/>
           </w:r>
           <w:r>
-            <w:t>57</w:t>
+            <w:t>58</w:t>
           </w:r>
           <w:r>
             <w:fldChar w:fldCharType="end"/>
@@ -14322,7 +14322,7 @@
               <w:shd w:val="clear" w:fill="auto"/>
               <w:vertAlign w:val="baseline"/>
             </w:rPr>
-            <w:instrText xml:space="preserve"> HYPERLINK \l _Toc18795 </w:instrText>
+            <w:instrText xml:space="preserve"> HYPERLINK \l _Toc30536 </w:instrText>
           </w:r>
           <w:r>
             <w:rPr>
@@ -14354,13 +14354,13 @@
             <w:fldChar w:fldCharType="begin"/>
           </w:r>
           <w:r>
-            <w:instrText xml:space="preserve"> PAGEREF _Toc18795 \h </w:instrText>
+            <w:instrText xml:space="preserve"> PAGEREF _Toc30536 \h </w:instrText>
           </w:r>
           <w:r>
             <w:fldChar w:fldCharType="separate"/>
           </w:r>
           <w:r>
-            <w:t>58</w:t>
+            <w:t>59</w:t>
           </w:r>
           <w:r>
             <w:fldChar w:fldCharType="end"/>
@@ -14426,7 +14426,7 @@
               <w:shd w:val="clear" w:fill="auto"/>
               <w:vertAlign w:val="baseline"/>
             </w:rPr>
-            <w:instrText xml:space="preserve"> HYPERLINK \l _Toc3976 </w:instrText>
+            <w:instrText xml:space="preserve"> HYPERLINK \l _Toc3567 </w:instrText>
           </w:r>
           <w:r>
             <w:rPr>
@@ -14458,13 +14458,13 @@
             <w:fldChar w:fldCharType="begin"/>
           </w:r>
           <w:r>
-            <w:instrText xml:space="preserve"> PAGEREF _Toc3976 \h </w:instrText>
+            <w:instrText xml:space="preserve"> PAGEREF _Toc3567 \h </w:instrText>
           </w:r>
           <w:r>
             <w:fldChar w:fldCharType="separate"/>
           </w:r>
           <w:r>
-            <w:t>60</w:t>
+            <w:t>61</w:t>
           </w:r>
           <w:r>
             <w:fldChar w:fldCharType="end"/>
@@ -14498,10 +14498,10 @@
             <w:widowControl/>
             <w:shd w:val="clear" w:fill="auto"/>
             <w:tabs>
-              <w:tab w:val="right" w:pos="9060"/>
+              <w:tab w:val="right" w:pos="8494"/>
             </w:tabs>
             <w:spacing w:before="0" w:after="0" w:line="360" w:lineRule="auto"/>
-            <w:ind w:left="1134" w:right="0" w:hanging="1134"/>
+            <w:ind w:left="0" w:right="0" w:firstLine="0"/>
             <w:jc w:val="both"/>
             <w:rPr>
               <w:rFonts w:ascii="Calibri" w:hAnsi="Calibri" w:eastAsia="Calibri" w:cs="Calibri"/>
@@ -14614,7 +14614,7 @@
           <w:color w:val="000000"/>
         </w:rPr>
       </w:pPr>
-      <w:bookmarkStart w:id="1" w:name="_Toc13940"/>
+      <w:bookmarkStart w:id="1" w:name="_Toc28190"/>
       <w:r>
         <w:rPr>
           <w:rFonts w:ascii="Arial" w:hAnsi="Arial" w:eastAsia="Arial" w:cs="Arial"/>
@@ -14632,7 +14632,7 @@
           <w:numId w:val="1"/>
         </w:numPr>
       </w:pPr>
-      <w:bookmarkStart w:id="2" w:name="_Toc26261"/>
+      <w:bookmarkStart w:id="2" w:name="_Toc26536"/>
       <w:r>
         <w:rPr>
           <w:rFonts w:ascii="Arial" w:hAnsi="Arial" w:eastAsia="Arial" w:cs="Arial"/>
@@ -14671,16 +14671,7 @@
           <w:rFonts w:ascii="Arial" w:hAnsi="Arial" w:eastAsia="Arial" w:cs="Arial"/>
           <w:b w:val="0"/>
         </w:rPr>
-        <w:t>A Secretaria Estadual de Educação de Pernambuco administra cerca de 800 escolas esta</w:t>
-      </w:r>
-      <w:bookmarkStart w:id="66" w:name="_GoBack"/>
-      <w:bookmarkEnd w:id="66"/>
-      <w:r>
-        <w:rPr>
-          <w:rFonts w:ascii="Arial" w:hAnsi="Arial" w:eastAsia="Arial" w:cs="Arial"/>
-          <w:b w:val="0"/>
-        </w:rPr>
-        <w:t>duais de Ensino Médio em atividade, distribuídas por 185 municípios. Hoje ela não dispõe de um mecanismo que antecipe o risco. Sem ele, o gestor age depois que o abandono já apareceu nos números do ano anterior.</w:t>
+        <w:t>A Secretaria Estadual de Educação de Pernambuco administra cerca de 800 escolas estaduais de Ensino Médio em atividade, distribuídas por 185 municípios. Hoje ela não dispõe de um mecanismo que antecipe o risco. Sem ele, o gestor age depois que o abandono já apareceu nos números do ano anterior.</w:t>
       </w:r>
     </w:p>
     <w:p>
@@ -14698,8 +14689,6 @@
         </w:rPr>
         <w:t>Antecipar esse risco é o que propõe a literatura de mineração de dados educacionais, que aplica técnicas de aprendizado de máquina a dados da educação para prever desfechos como o abandono (ROMERO; VENTURA, 2010; BAKER; YACEF, 2009). Estudos dessa linha mostram ser possível estimar o risco a partir de características observáveis das escolas (CORTEZ; SILVA, 2008) e organizá-lo em sistemas de alerta precoce, que priorizam os casos mais críticos (BOWERS; SPROTT; TAFF, 2013). No Brasil, a abordagem já foi aplicada à evasão com dados públicos do INEP (TEODORO; KAPPEL, 2020), e mapeamentos recentes confirmam o crescimento do tema (JESUS; GUSMÃO, 2024; NASCIMENTO et al., 2024).</w:t>
       </w:r>
-      <w:bookmarkStart w:id="66" w:name="_GoBack"/>
-      <w:bookmarkEnd w:id="66"/>
     </w:p>
     <w:p>
       <w:pPr>
@@ -14905,7 +14894,7 @@
           <w:numId w:val="1"/>
         </w:numPr>
       </w:pPr>
-      <w:bookmarkStart w:id="3" w:name="_Toc3380"/>
+      <w:bookmarkStart w:id="3" w:name="_Toc17582"/>
       <w:r>
         <w:rPr>
           <w:rFonts w:ascii="Arial" w:hAnsi="Arial" w:eastAsia="Arial" w:cs="Arial"/>
@@ -14990,7 +14979,7 @@
           <w:numId w:val="1"/>
         </w:numPr>
       </w:pPr>
-      <w:bookmarkStart w:id="4" w:name="_Toc24453"/>
+      <w:bookmarkStart w:id="4" w:name="_Toc28766"/>
       <w:r>
         <w:rPr>
           <w:rFonts w:ascii="Arial" w:hAnsi="Arial" w:eastAsia="Arial" w:cs="Arial"/>
@@ -15024,7 +15013,7 @@
           <w:numId w:val="1"/>
         </w:numPr>
       </w:pPr>
-      <w:bookmarkStart w:id="5" w:name="_Toc5243"/>
+      <w:bookmarkStart w:id="5" w:name="_Toc1524"/>
       <w:r>
         <w:rPr>
           <w:rFonts w:ascii="Arial" w:hAnsi="Arial" w:eastAsia="Arial" w:cs="Arial"/>
@@ -15170,7 +15159,7 @@
           <w:numId w:val="1"/>
         </w:numPr>
       </w:pPr>
-      <w:bookmarkStart w:id="6" w:name="_Toc13965"/>
+      <w:bookmarkStart w:id="6" w:name="_Toc6258"/>
       <w:r>
         <w:rPr>
           <w:rFonts w:ascii="Arial" w:hAnsi="Arial" w:eastAsia="Arial" w:cs="Arial"/>
@@ -15236,7 +15225,7 @@
           <w:numId w:val="1"/>
         </w:numPr>
       </w:pPr>
-      <w:bookmarkStart w:id="7" w:name="_Toc32619"/>
+      <w:bookmarkStart w:id="7" w:name="_Toc20393"/>
       <w:r>
         <w:rPr>
           <w:rFonts w:ascii="Arial" w:hAnsi="Arial" w:eastAsia="Arial" w:cs="Arial"/>
@@ -15273,7 +15262,7 @@
           <w:color w:val="000000"/>
         </w:rPr>
       </w:pPr>
-      <w:bookmarkStart w:id="8" w:name="_Toc451"/>
+      <w:bookmarkStart w:id="8" w:name="_Toc25758"/>
       <w:r>
         <w:rPr>
           <w:rFonts w:ascii="Arial" w:hAnsi="Arial" w:eastAsia="Arial" w:cs="Arial"/>
@@ -15296,7 +15285,16 @@
           <w:rFonts w:ascii="Arial" w:hAnsi="Arial" w:eastAsia="Arial" w:cs="Arial"/>
           <w:b w:val="0"/>
         </w:rPr>
-        <w:t>Este capítulo reúne a base conceitual e os trabalhos que sustentam o sistema proposto. A primeira seção estabelece os fundamentos teóricos em quatro frentes: o fenômeno da evasão escolar e seus determinantes, a mineração de dados educacionais como campo que aplica aprendizado de máquina a dados da educação, os modelos preditivos baseados em árvores e as técnicas de interpretabilidade empregadas no trabalho. A segunda seção examina pesquisas correlatas de predição de evasão e situa a contribuição desta monografia diante do que já foi publicado, sobretudo no contexto brasileiro.</w:t>
+        <w:t>Este capítulo reúne a base conceitual e os trabalhos que sustentam o sistema proposto. A primeira seção estabelece os fundamentos teóricos em quatro</w:t>
+      </w:r>
+      <w:bookmarkStart w:id="66" w:name="_GoBack"/>
+      <w:bookmarkEnd w:id="66"/>
+      <w:r>
+        <w:rPr>
+          <w:rFonts w:ascii="Arial" w:hAnsi="Arial" w:eastAsia="Arial" w:cs="Arial"/>
+          <w:b w:val="0"/>
+        </w:rPr>
+        <w:t xml:space="preserve"> frentes: o fenômeno da evasão escolar e seus determinantes, a mineração de dados educacionais como campo que aplica aprendizado de máquina a dados da educação, os modelos preditivos baseados em árvores e as técnicas de interpretabilidade empregadas no trabalho. A segunda seção examina pesquisas correlatas de predição de evasão e situa a contribuição desta monografia diante do que já foi publicado, sobretudo no contexto brasileiro.</w:t>
       </w:r>
     </w:p>
     <w:p>
@@ -15307,7 +15305,7 @@
           <w:numId w:val="1"/>
         </w:numPr>
       </w:pPr>
-      <w:bookmarkStart w:id="9" w:name="_Toc25943"/>
+      <w:bookmarkStart w:id="9" w:name="_Toc8672"/>
       <w:r>
         <w:rPr>
           <w:rFonts w:ascii="Arial" w:hAnsi="Arial" w:eastAsia="Arial" w:cs="Arial"/>
@@ -15325,7 +15323,7 @@
           <w:numId w:val="1"/>
         </w:numPr>
       </w:pPr>
-      <w:bookmarkStart w:id="10" w:name="_Toc13945"/>
+      <w:bookmarkStart w:id="10" w:name="_Toc12774"/>
       <w:r>
         <w:rPr>
           <w:rFonts w:ascii="Arial" w:hAnsi="Arial" w:eastAsia="Arial" w:cs="Arial"/>
@@ -15375,7 +15373,7 @@
           <w:numId w:val="1"/>
         </w:numPr>
       </w:pPr>
-      <w:bookmarkStart w:id="11" w:name="_Toc23654"/>
+      <w:bookmarkStart w:id="11" w:name="_Toc13791"/>
       <w:r>
         <w:rPr>
           <w:rFonts w:ascii="Arial" w:hAnsi="Arial" w:eastAsia="Arial" w:cs="Arial"/>
@@ -15409,7 +15407,7 @@
           <w:numId w:val="1"/>
         </w:numPr>
       </w:pPr>
-      <w:bookmarkStart w:id="12" w:name="_Toc14288"/>
+      <w:bookmarkStart w:id="12" w:name="_Toc11138"/>
       <w:r>
         <w:rPr>
           <w:rFonts w:ascii="Arial" w:hAnsi="Arial" w:eastAsia="Arial" w:cs="Arial"/>
@@ -15443,7 +15441,7 @@
           <w:numId w:val="1"/>
         </w:numPr>
       </w:pPr>
-      <w:bookmarkStart w:id="13" w:name="_Toc12908"/>
+      <w:bookmarkStart w:id="13" w:name="_Toc11490"/>
       <w:r>
         <w:rPr>
           <w:rFonts w:ascii="Arial" w:hAnsi="Arial" w:eastAsia="Arial" w:cs="Arial"/>
@@ -15477,7 +15475,7 @@
           <w:numId w:val="1"/>
         </w:numPr>
       </w:pPr>
-      <w:bookmarkStart w:id="14" w:name="_Toc32446"/>
+      <w:bookmarkStart w:id="14" w:name="_Toc3351"/>
       <w:r>
         <w:rPr>
           <w:rFonts w:ascii="Arial" w:hAnsi="Arial" w:eastAsia="Arial" w:cs="Arial"/>
@@ -15530,7 +15528,7 @@
           <w:color w:val="000000"/>
         </w:rPr>
       </w:pPr>
-      <w:bookmarkStart w:id="15" w:name="_Toc32074"/>
+      <w:bookmarkStart w:id="15" w:name="_Toc24042"/>
       <w:r>
         <w:rPr>
           <w:rFonts w:ascii="Arial" w:hAnsi="Arial" w:eastAsia="Arial" w:cs="Arial"/>
@@ -15548,7 +15546,7 @@
           <w:numId w:val="1"/>
         </w:numPr>
       </w:pPr>
-      <w:bookmarkStart w:id="16" w:name="_Toc20309"/>
+      <w:bookmarkStart w:id="16" w:name="_Toc31694"/>
       <w:r>
         <w:rPr>
           <w:rFonts w:ascii="Arial" w:hAnsi="Arial" w:eastAsia="Arial" w:cs="Arial"/>
@@ -15598,7 +15596,7 @@
           <w:numId w:val="1"/>
         </w:numPr>
       </w:pPr>
-      <w:bookmarkStart w:id="17" w:name="_Toc18326"/>
+      <w:bookmarkStart w:id="17" w:name="_Toc766"/>
       <w:r>
         <w:rPr>
           <w:rFonts w:ascii="Arial" w:hAnsi="Arial" w:eastAsia="Arial" w:cs="Arial"/>
@@ -16241,7 +16239,7 @@
           <w:numId w:val="1"/>
         </w:numPr>
       </w:pPr>
-      <w:bookmarkStart w:id="18" w:name="_Toc19801"/>
+      <w:bookmarkStart w:id="18" w:name="_Toc21766"/>
       <w:r>
         <w:rPr>
           <w:rFonts w:ascii="Arial" w:hAnsi="Arial" w:eastAsia="Arial" w:cs="Arial"/>
@@ -16275,7 +16273,7 @@
           <w:numId w:val="1"/>
         </w:numPr>
       </w:pPr>
-      <w:bookmarkStart w:id="19" w:name="_Toc872"/>
+      <w:bookmarkStart w:id="19" w:name="_Toc18833"/>
       <w:r>
         <w:rPr>
           <w:rFonts w:ascii="Arial" w:hAnsi="Arial" w:eastAsia="Arial" w:cs="Arial"/>
@@ -16325,7 +16323,7 @@
           <w:numId w:val="1"/>
         </w:numPr>
       </w:pPr>
-      <w:bookmarkStart w:id="20" w:name="_Toc4707"/>
+      <w:bookmarkStart w:id="20" w:name="_Toc1975"/>
       <w:r>
         <w:rPr>
           <w:rFonts w:ascii="Arial" w:hAnsi="Arial" w:eastAsia="Arial" w:cs="Arial"/>
@@ -16392,7 +16390,7 @@
           <w:numId w:val="1"/>
         </w:numPr>
       </w:pPr>
-      <w:bookmarkStart w:id="21" w:name="_Toc31851"/>
+      <w:bookmarkStart w:id="21" w:name="_Toc9954"/>
       <w:r>
         <w:rPr>
           <w:rFonts w:ascii="Arial" w:hAnsi="Arial" w:eastAsia="Arial" w:cs="Arial"/>
@@ -17440,7 +17438,7 @@
           <w:numId w:val="1"/>
         </w:numPr>
       </w:pPr>
-      <w:bookmarkStart w:id="22" w:name="_Toc14873"/>
+      <w:bookmarkStart w:id="22" w:name="_Toc30139"/>
       <w:r>
         <w:rPr>
           <w:rFonts w:ascii="Arial" w:hAnsi="Arial" w:eastAsia="Arial" w:cs="Arial"/>
@@ -17506,7 +17504,7 @@
           <w:numId w:val="1"/>
         </w:numPr>
       </w:pPr>
-      <w:bookmarkStart w:id="23" w:name="_Toc2988"/>
+      <w:bookmarkStart w:id="23" w:name="_Toc6290"/>
       <w:r>
         <w:rPr>
           <w:rFonts w:ascii="Arial" w:hAnsi="Arial" w:eastAsia="Arial" w:cs="Arial"/>
@@ -17540,7 +17538,7 @@
           <w:numId w:val="1"/>
         </w:numPr>
       </w:pPr>
-      <w:bookmarkStart w:id="24" w:name="_Toc15695"/>
+      <w:bookmarkStart w:id="24" w:name="_Toc1178"/>
       <w:r>
         <w:rPr>
           <w:rFonts w:ascii="Arial" w:hAnsi="Arial" w:eastAsia="Arial" w:cs="Arial"/>
@@ -17590,7 +17588,7 @@
           <w:numId w:val="1"/>
         </w:numPr>
       </w:pPr>
-      <w:bookmarkStart w:id="25" w:name="_Toc8897"/>
+      <w:bookmarkStart w:id="25" w:name="_Toc31433"/>
       <w:r>
         <w:rPr>
           <w:rFonts w:ascii="Arial" w:hAnsi="Arial" w:eastAsia="Arial" w:cs="Arial"/>
@@ -17691,7 +17689,7 @@
           <w:color w:val="000000"/>
         </w:rPr>
       </w:pPr>
-      <w:bookmarkStart w:id="26" w:name="_Toc31499"/>
+      <w:bookmarkStart w:id="26" w:name="_Toc404"/>
       <w:r>
         <w:rPr>
           <w:rFonts w:ascii="Arial" w:hAnsi="Arial" w:eastAsia="Arial" w:cs="Arial"/>
@@ -17709,7 +17707,7 @@
           <w:numId w:val="1"/>
         </w:numPr>
       </w:pPr>
-      <w:bookmarkStart w:id="27" w:name="_Toc12600"/>
+      <w:bookmarkStart w:id="27" w:name="_Toc10399"/>
       <w:r>
         <w:rPr>
           <w:rFonts w:ascii="Arial" w:hAnsi="Arial" w:eastAsia="Arial" w:cs="Arial"/>
@@ -17907,7 +17905,7 @@
           <w:numId w:val="1"/>
         </w:numPr>
       </w:pPr>
-      <w:bookmarkStart w:id="28" w:name="_Toc1728"/>
+      <w:bookmarkStart w:id="28" w:name="_Toc23278"/>
       <w:r>
         <w:rPr>
           <w:rFonts w:ascii="Arial" w:hAnsi="Arial" w:eastAsia="Arial" w:cs="Arial"/>
@@ -18253,7 +18251,7 @@
           <w:numId w:val="1"/>
         </w:numPr>
       </w:pPr>
-      <w:bookmarkStart w:id="29" w:name="_Toc15985"/>
+      <w:bookmarkStart w:id="29" w:name="_Toc159"/>
       <w:r>
         <w:rPr>
           <w:rFonts w:ascii="Arial" w:hAnsi="Arial" w:eastAsia="Arial" w:cs="Arial"/>
@@ -18435,7 +18433,7 @@
           <w:numId w:val="1"/>
         </w:numPr>
       </w:pPr>
-      <w:bookmarkStart w:id="30" w:name="_Toc19766"/>
+      <w:bookmarkStart w:id="30" w:name="_Toc220"/>
       <w:r>
         <w:rPr>
           <w:rFonts w:ascii="Arial" w:hAnsi="Arial" w:eastAsia="Arial" w:cs="Arial"/>
@@ -18620,7 +18618,7 @@
           <w:color w:val="000000"/>
         </w:rPr>
       </w:pPr>
-      <w:bookmarkStart w:id="31" w:name="_Toc9036"/>
+      <w:bookmarkStart w:id="31" w:name="_Toc30374"/>
       <w:r>
         <w:rPr>
           <w:rFonts w:ascii="Arial" w:hAnsi="Arial" w:eastAsia="Arial" w:cs="Arial"/>
@@ -18638,7 +18636,7 @@
           <w:numId w:val="1"/>
         </w:numPr>
       </w:pPr>
-      <w:bookmarkStart w:id="32" w:name="_Toc28166"/>
+      <w:bookmarkStart w:id="32" w:name="_Toc4728"/>
       <w:r>
         <w:rPr>
           <w:rFonts w:ascii="Arial" w:hAnsi="Arial" w:eastAsia="Arial" w:cs="Arial"/>
@@ -18720,7 +18718,7 @@
           <w:numId w:val="1"/>
         </w:numPr>
       </w:pPr>
-      <w:bookmarkStart w:id="33" w:name="_Toc27226"/>
+      <w:bookmarkStart w:id="33" w:name="_Toc25958"/>
       <w:r>
         <w:rPr>
           <w:rFonts w:ascii="Arial" w:hAnsi="Arial" w:eastAsia="Arial" w:cs="Arial"/>
@@ -18738,7 +18736,7 @@
           <w:numId w:val="1"/>
         </w:numPr>
       </w:pPr>
-      <w:bookmarkStart w:id="34" w:name="_Toc21897"/>
+      <w:bookmarkStart w:id="34" w:name="_Toc24479"/>
       <w:r>
         <w:rPr>
           <w:rFonts w:ascii="Arial" w:hAnsi="Arial" w:eastAsia="Arial" w:cs="Arial"/>
@@ -18772,7 +18770,7 @@
           <w:numId w:val="1"/>
         </w:numPr>
       </w:pPr>
-      <w:bookmarkStart w:id="35" w:name="_Toc21097"/>
+      <w:bookmarkStart w:id="35" w:name="_Toc9557"/>
       <w:r>
         <w:rPr>
           <w:rFonts w:ascii="Arial" w:hAnsi="Arial" w:eastAsia="Arial" w:cs="Arial"/>
@@ -18806,7 +18804,7 @@
           <w:numId w:val="1"/>
         </w:numPr>
       </w:pPr>
-      <w:bookmarkStart w:id="36" w:name="_Toc17325"/>
+      <w:bookmarkStart w:id="36" w:name="_Toc20157"/>
       <w:r>
         <w:rPr>
           <w:rFonts w:ascii="Arial" w:hAnsi="Arial" w:eastAsia="Arial" w:cs="Arial"/>
@@ -18840,7 +18838,7 @@
           <w:numId w:val="1"/>
         </w:numPr>
       </w:pPr>
-      <w:bookmarkStart w:id="37" w:name="_Toc3752"/>
+      <w:bookmarkStart w:id="37" w:name="_Toc23512"/>
       <w:r>
         <w:rPr>
           <w:rFonts w:ascii="Arial" w:hAnsi="Arial" w:eastAsia="Arial" w:cs="Arial"/>
@@ -18874,7 +18872,7 @@
           <w:numId w:val="1"/>
         </w:numPr>
       </w:pPr>
-      <w:bookmarkStart w:id="38" w:name="_Toc3602"/>
+      <w:bookmarkStart w:id="38" w:name="_Toc28093"/>
       <w:r>
         <w:rPr>
           <w:rFonts w:ascii="Arial" w:hAnsi="Arial" w:eastAsia="Arial" w:cs="Arial"/>
@@ -18911,7 +18909,7 @@
           <w:color w:val="000000"/>
         </w:rPr>
       </w:pPr>
-      <w:bookmarkStart w:id="39" w:name="_Toc30902"/>
+      <w:bookmarkStart w:id="39" w:name="_Toc19678"/>
       <w:r>
         <w:rPr>
           <w:rFonts w:ascii="Arial" w:hAnsi="Arial" w:eastAsia="Arial" w:cs="Arial"/>
@@ -18929,7 +18927,7 @@
           <w:numId w:val="1"/>
         </w:numPr>
       </w:pPr>
-      <w:bookmarkStart w:id="40" w:name="_Toc8274"/>
+      <w:bookmarkStart w:id="40" w:name="_Toc28605"/>
       <w:r>
         <w:rPr>
           <w:rFonts w:ascii="Arial" w:hAnsi="Arial" w:eastAsia="Arial" w:cs="Arial"/>
@@ -19029,12 +19027,6 @@
             <w:insideH w:val="single" w:color="000000" w:sz="4" w:space="0"/>
             <w:insideV w:val="single" w:color="000000" w:sz="4" w:space="0"/>
           </w:tblBorders>
-          <w:tblCellMar>
-            <w:top w:w="0" w:type="dxa"/>
-            <w:left w:w="10" w:type="dxa"/>
-            <w:bottom w:w="0" w:type="dxa"/>
-            <w:right w:w="10" w:type="dxa"/>
-          </w:tblCellMar>
         </w:tblPrEx>
         <w:tc>
           <w:tcPr>
@@ -19499,7 +19491,7 @@
           <w:numId w:val="1"/>
         </w:numPr>
       </w:pPr>
-      <w:bookmarkStart w:id="41" w:name="_Toc19542"/>
+      <w:bookmarkStart w:id="41" w:name="_Toc2638"/>
       <w:r>
         <w:rPr>
           <w:rFonts w:ascii="Arial" w:hAnsi="Arial" w:eastAsia="Arial" w:cs="Arial"/>
@@ -19517,7 +19509,7 @@
           <w:numId w:val="1"/>
         </w:numPr>
       </w:pPr>
-      <w:bookmarkStart w:id="42" w:name="_Toc4977"/>
+      <w:bookmarkStart w:id="42" w:name="_Toc9534"/>
       <w:r>
         <w:rPr>
           <w:rFonts w:ascii="Arial" w:hAnsi="Arial" w:eastAsia="Arial" w:cs="Arial"/>
@@ -19985,7 +19977,7 @@
           <w:numId w:val="1"/>
         </w:numPr>
       </w:pPr>
-      <w:bookmarkStart w:id="43" w:name="_Toc418"/>
+      <w:bookmarkStart w:id="43" w:name="_Toc30711"/>
       <w:r>
         <w:rPr>
           <w:rFonts w:ascii="Arial" w:hAnsi="Arial" w:eastAsia="Arial" w:cs="Arial"/>
@@ -20199,7 +20191,7 @@
           <w:numId w:val="1"/>
         </w:numPr>
       </w:pPr>
-      <w:bookmarkStart w:id="44" w:name="_Toc15798"/>
+      <w:bookmarkStart w:id="44" w:name="_Toc10974"/>
       <w:r>
         <w:rPr>
           <w:rFonts w:ascii="Arial" w:hAnsi="Arial" w:eastAsia="Arial" w:cs="Arial"/>
@@ -23506,7 +23498,7 @@
           <w:numId w:val="1"/>
         </w:numPr>
       </w:pPr>
-      <w:bookmarkStart w:id="45" w:name="_Toc16881"/>
+      <w:bookmarkStart w:id="45" w:name="_Toc4064"/>
       <w:r>
         <w:rPr>
           <w:rFonts w:ascii="Arial" w:hAnsi="Arial" w:eastAsia="Arial" w:cs="Arial"/>
@@ -25564,7 +25556,7 @@
           <w:numId w:val="1"/>
         </w:numPr>
       </w:pPr>
-      <w:bookmarkStart w:id="46" w:name="_Toc26251"/>
+      <w:bookmarkStart w:id="46" w:name="_Toc10981"/>
       <w:r>
         <w:rPr>
           <w:rFonts w:ascii="Arial" w:hAnsi="Arial" w:eastAsia="Arial" w:cs="Arial"/>
@@ -26320,7 +26312,7 @@
           <w:numId w:val="1"/>
         </w:numPr>
       </w:pPr>
-      <w:bookmarkStart w:id="47" w:name="_Toc5323"/>
+      <w:bookmarkStart w:id="47" w:name="_Toc29221"/>
       <w:r>
         <w:rPr>
           <w:rFonts w:ascii="Arial" w:hAnsi="Arial" w:eastAsia="Arial" w:cs="Arial"/>
@@ -26550,7 +26542,7 @@
           <w:numId w:val="1"/>
         </w:numPr>
       </w:pPr>
-      <w:bookmarkStart w:id="48" w:name="_Toc26129"/>
+      <w:bookmarkStart w:id="48" w:name="_Toc12327"/>
       <w:r>
         <w:rPr>
           <w:rFonts w:ascii="Arial" w:hAnsi="Arial" w:eastAsia="Arial" w:cs="Arial"/>
@@ -26568,7 +26560,7 @@
           <w:numId w:val="1"/>
         </w:numPr>
       </w:pPr>
-      <w:bookmarkStart w:id="49" w:name="_Toc3487"/>
+      <w:bookmarkStart w:id="49" w:name="_Toc25806"/>
       <w:r>
         <w:rPr>
           <w:rFonts w:ascii="Arial" w:hAnsi="Arial" w:eastAsia="Arial" w:cs="Arial"/>
@@ -26618,7 +26610,7 @@
           <w:numId w:val="1"/>
         </w:numPr>
       </w:pPr>
-      <w:bookmarkStart w:id="50" w:name="_Toc30339"/>
+      <w:bookmarkStart w:id="50" w:name="_Toc15624"/>
       <w:r>
         <w:rPr>
           <w:rFonts w:ascii="Arial" w:hAnsi="Arial" w:eastAsia="Arial" w:cs="Arial"/>
@@ -27296,7 +27288,7 @@
           <w:numId w:val="1"/>
         </w:numPr>
       </w:pPr>
-      <w:bookmarkStart w:id="51" w:name="_Toc18463"/>
+      <w:bookmarkStart w:id="51" w:name="_Toc19259"/>
       <w:r>
         <w:rPr>
           <w:rFonts w:ascii="Arial" w:hAnsi="Arial" w:eastAsia="Arial" w:cs="Arial"/>
@@ -27950,7 +27942,7 @@
           <w:numId w:val="1"/>
         </w:numPr>
       </w:pPr>
-      <w:bookmarkStart w:id="52" w:name="_Toc28073"/>
+      <w:bookmarkStart w:id="52" w:name="_Toc12206"/>
       <w:r>
         <w:rPr>
           <w:rFonts w:ascii="Arial" w:hAnsi="Arial" w:eastAsia="Arial" w:cs="Arial"/>
@@ -28594,7 +28586,7 @@
           <w:numId w:val="1"/>
         </w:numPr>
       </w:pPr>
-      <w:bookmarkStart w:id="53" w:name="_Toc12385"/>
+      <w:bookmarkStart w:id="53" w:name="_Toc6687"/>
       <w:r>
         <w:rPr>
           <w:rFonts w:ascii="Arial" w:hAnsi="Arial" w:eastAsia="Arial" w:cs="Arial"/>
@@ -28940,7 +28932,7 @@
           <w:numId w:val="1"/>
         </w:numPr>
       </w:pPr>
-      <w:bookmarkStart w:id="54" w:name="_Toc1766"/>
+      <w:bookmarkStart w:id="54" w:name="_Toc1183"/>
       <w:r>
         <w:rPr>
           <w:rFonts w:ascii="Arial" w:hAnsi="Arial" w:eastAsia="Arial" w:cs="Arial"/>
@@ -28958,7 +28950,7 @@
           <w:numId w:val="1"/>
         </w:numPr>
       </w:pPr>
-      <w:bookmarkStart w:id="55" w:name="_Toc15680"/>
+      <w:bookmarkStart w:id="55" w:name="_Toc13341"/>
       <w:r>
         <w:rPr>
           <w:rFonts w:ascii="Arial" w:hAnsi="Arial" w:eastAsia="Arial" w:cs="Arial"/>
@@ -29140,7 +29132,7 @@
           <w:numId w:val="1"/>
         </w:numPr>
       </w:pPr>
-      <w:bookmarkStart w:id="56" w:name="_Toc27298"/>
+      <w:bookmarkStart w:id="56" w:name="_Toc21332"/>
       <w:r>
         <w:rPr>
           <w:rFonts w:ascii="Arial" w:hAnsi="Arial" w:eastAsia="Arial" w:cs="Arial"/>
@@ -29322,7 +29314,7 @@
           <w:numId w:val="1"/>
         </w:numPr>
       </w:pPr>
-      <w:bookmarkStart w:id="57" w:name="_Toc13973"/>
+      <w:bookmarkStart w:id="57" w:name="_Toc15495"/>
       <w:r>
         <w:rPr>
           <w:rFonts w:ascii="Arial" w:hAnsi="Arial" w:eastAsia="Arial" w:cs="Arial"/>
@@ -29504,7 +29496,7 @@
           <w:numId w:val="1"/>
         </w:numPr>
       </w:pPr>
-      <w:bookmarkStart w:id="58" w:name="_Toc17957"/>
+      <w:bookmarkStart w:id="58" w:name="_Toc31898"/>
       <w:r>
         <w:rPr>
           <w:rFonts w:ascii="Arial" w:hAnsi="Arial" w:eastAsia="Arial" w:cs="Arial"/>
@@ -29718,7 +29710,7 @@
           <w:numId w:val="1"/>
         </w:numPr>
       </w:pPr>
-      <w:bookmarkStart w:id="59" w:name="_Toc11821"/>
+      <w:bookmarkStart w:id="59" w:name="_Toc6346"/>
       <w:r>
         <w:rPr>
           <w:rFonts w:ascii="Arial" w:hAnsi="Arial" w:eastAsia="Arial" w:cs="Arial"/>
@@ -29768,7 +29760,7 @@
           <w:numId w:val="1"/>
         </w:numPr>
       </w:pPr>
-      <w:bookmarkStart w:id="60" w:name="_Toc7960"/>
+      <w:bookmarkStart w:id="60" w:name="_Toc175"/>
       <w:r>
         <w:rPr>
           <w:rFonts w:ascii="Arial" w:hAnsi="Arial" w:eastAsia="Arial" w:cs="Arial"/>
@@ -29869,7 +29861,7 @@
           <w:color w:val="000000"/>
         </w:rPr>
       </w:pPr>
-      <w:bookmarkStart w:id="61" w:name="_Toc18879"/>
+      <w:bookmarkStart w:id="61" w:name="_Toc24206"/>
       <w:r>
         <w:rPr>
           <w:rFonts w:ascii="Arial" w:hAnsi="Arial" w:eastAsia="Arial" w:cs="Arial"/>
@@ -29887,7 +29879,7 @@
           <w:numId w:val="1"/>
         </w:numPr>
       </w:pPr>
-      <w:bookmarkStart w:id="62" w:name="_Toc10313"/>
+      <w:bookmarkStart w:id="62" w:name="_Toc25464"/>
       <w:r>
         <w:rPr>
           <w:rFonts w:ascii="Arial" w:hAnsi="Arial" w:eastAsia="Arial" w:cs="Arial"/>
@@ -30039,7 +30031,7 @@
           <w:numId w:val="1"/>
         </w:numPr>
       </w:pPr>
-      <w:bookmarkStart w:id="63" w:name="_Toc11552"/>
+      <w:bookmarkStart w:id="63" w:name="_Toc7066"/>
       <w:r>
         <w:rPr>
           <w:rFonts w:ascii="Arial" w:hAnsi="Arial" w:eastAsia="Arial" w:cs="Arial"/>
@@ -30120,7 +30112,7 @@
           <w:color w:val="000000"/>
         </w:rPr>
       </w:pPr>
-      <w:bookmarkStart w:id="64" w:name="_Toc18795"/>
+      <w:bookmarkStart w:id="64" w:name="_Toc30536"/>
       <w:r>
         <w:rPr>
           <w:rFonts w:ascii="Arial" w:hAnsi="Arial" w:eastAsia="Arial" w:cs="Arial"/>
@@ -30425,7 +30417,7 @@
           <w:color w:val="000000"/>
         </w:rPr>
       </w:pPr>
-      <w:bookmarkStart w:id="65" w:name="_Toc3976"/>
+      <w:bookmarkStart w:id="65" w:name="_Toc3567"/>
       <w:r>
         <w:rPr>
           <w:rFonts w:ascii="Arial" w:hAnsi="Arial" w:eastAsia="Arial" w:cs="Arial"/>
